--- a/templates/CMIS/GM-KyLaiHD.docx
+++ b/templates/CMIS/GM-KyLaiHD.docx
@@ -93,9 +93,18 @@
                 <w:b/>
                 <w:sz w:val="24"/>
                 <w:szCs w:val="24"/>
-                <w:lang w:val="vi-VN"/>
-              </w:rPr>
-              <w:t>ĐỘI QUẢN LÝ ĐIỆN XUÂN LỘC</w:t>
+              </w:rPr>
+              <w:t>ĐIỆN LỰC</w:t>
+            </w:r>
+            <w:r>
+              <w:rPr>
+                <w:rFonts w:ascii="Times New Roman" w:hAnsi="Times New Roman"/>
+                <w:b/>
+                <w:sz w:val="24"/>
+                <w:szCs w:val="24"/>
+                <w:lang w:val="vi-VN"/>
+              </w:rPr>
+              <w:t xml:space="preserve"> XUÂN LỘC</w:t>
             </w:r>
           </w:p>
           <w:p>
@@ -412,7 +421,7 @@
                 <w:szCs w:val="26"/>
                 <w:lang w:val="vi-VN"/>
               </w:rPr>
-              <w:t>24</w:t>
+              <w:t>02</w:t>
             </w:r>
             <w:r>
               <w:rPr>
@@ -503,7 +512,7 @@
                 <w:szCs w:val="26"/>
                 <w:lang w:val="vi-VN"/>
               </w:rPr>
-              <w:t>12</w:t>
+              <w:t>03</w:t>
             </w:r>
             <w:r>
               <w:rPr>
@@ -584,7 +593,7 @@
                 <w:szCs w:val="26"/>
                 <w:lang w:val="vi-VN"/>
               </w:rPr>
-              <w:t>2025</w:t>
+              <w:t>2026</w:t>
             </w:r>
             <w:r>
               <w:rPr>
@@ -1118,7 +1127,16 @@
           <w:szCs w:val="26"/>
           <w:lang w:val="vi-VN"/>
         </w:rPr>
-        <w:t>Đội quản lý điện Xuân Lộc</w:t>
+        <w:t>Điện lực</w:t>
+      </w:r>
+      <w:r>
+        <w:rPr>
+          <w:rFonts w:ascii="Times New Roman" w:hAnsi="Times New Roman"/>
+          <w:sz w:val="26"/>
+          <w:szCs w:val="26"/>
+          <w:lang w:val="vi-VN"/>
+        </w:rPr>
+        <w:t xml:space="preserve"> Xuân Lộc</w:t>
       </w:r>
       <w:r>
         <w:rPr>
@@ -1154,7 +1172,7 @@
           <w:szCs w:val="26"/>
           <w:lang w:val="vi-VN"/>
         </w:rPr>
-        <w:t>Đội quản lý điện Xuân Lộc</w:t>
+        <w:t>Điện lực Xuân Lộc</w:t>
       </w:r>
       <w:r>
         <w:rPr>
@@ -1728,7 +1746,26 @@
           <w:szCs w:val="26"/>
           <w:lang w:val="vi-VN"/>
         </w:rPr>
-        <w:t xml:space="preserve"> Đội quản lý điện Xuân Lộc hỗ trợ</w:t>
+        <w:t xml:space="preserve"> </w:t>
+      </w:r>
+      <w:r>
+        <w:rPr>
+          <w:rFonts w:ascii="Times New Roman" w:hAnsi="Times New Roman"/>
+          <w:color w:val="000000"/>
+          <w:sz w:val="26"/>
+          <w:szCs w:val="26"/>
+        </w:rPr>
+        <w:t>Điện lực Xuân Lộc</w:t>
+      </w:r>
+      <w:r>
+        <w:rPr>
+          <w:rFonts w:ascii="Times New Roman" w:hAnsi="Times New Roman"/>
+          <w:color w:val="000000"/>
+          <w:sz w:val="26"/>
+          <w:szCs w:val="26"/>
+          <w:lang w:val="vi-VN"/>
+        </w:rPr>
+        <w:t xml:space="preserve"> hỗ trợ</w:t>
       </w:r>
       <w:r>
         <w:rPr>
@@ -1991,6 +2028,7 @@
           <w:color w:val="000000"/>
           <w:sz w:val="26"/>
           <w:szCs w:val="26"/>
+          <w:lang w:val="vi-VN"/>
         </w:rPr>
         <w:t>40</w:t>
       </w:r>
@@ -2010,6 +2048,7 @@
           <w:color w:val="000000"/>
           <w:sz w:val="26"/>
           <w:szCs w:val="26"/>
+          <w:lang w:val="vi-VN"/>
         </w:rPr>
         <w:t>5</w:t>
       </w:r>
@@ -2029,6 +2068,7 @@
           <w:color w:val="000000"/>
           <w:sz w:val="26"/>
           <w:szCs w:val="26"/>
+          <w:lang w:val="vi-VN"/>
         </w:rPr>
         <w:t>6</w:t>
       </w:r>
@@ -2287,7 +2327,17 @@
                 <w:szCs w:val="26"/>
                 <w:lang w:val="vi-VN"/>
               </w:rPr>
-              <w:t>KT. ĐỘI TRƯỞNG</w:t>
+              <w:t xml:space="preserve">KT. </w:t>
+            </w:r>
+            <w:r>
+              <w:rPr>
+                <w:rFonts w:ascii="Times New Roman" w:hAnsi="Times New Roman"/>
+                <w:b/>
+                <w:sz w:val="26"/>
+                <w:szCs w:val="26"/>
+                <w:lang w:val="vi-VN"/>
+              </w:rPr>
+              <w:t>TRƯỞNG ĐIỆN LỰC</w:t>
             </w:r>
           </w:p>
           <w:p>
@@ -2298,7 +2348,6 @@
                 <w:b/>
                 <w:sz w:val="26"/>
                 <w:szCs w:val="26"/>
-                <w:lang w:val="vi-VN"/>
               </w:rPr>
             </w:pPr>
             <w:r>
@@ -2307,9 +2356,8 @@
                 <w:b/>
                 <w:sz w:val="26"/>
                 <w:szCs w:val="26"/>
-                <w:lang w:val="vi-VN"/>
-              </w:rPr>
-              <w:t>PHÓ ĐỘI TRƯỞNG</w:t>
+              </w:rPr>
+              <w:t>PHÓ TRƯỞNG ĐIỆN LỰC</w:t>
             </w:r>
           </w:p>
           <w:p>
@@ -2404,7 +2452,13 @@
         </w:tc>
       </w:tr>
     </w:tbl>
-    <w:p/>
+    <w:p>
+      <w:pPr>
+        <w:rPr>
+          <w:lang w:val="vi-VN"/>
+        </w:rPr>
+      </w:pPr>
+    </w:p>
     <w:sectPr>
       <w:footerReference w:type="default" r:id="rId7"/>
       <w:pgSz w:w="11907" w:h="16840" w:code="9"/>

--- a/templates/CMIS/GM-KyLaiHD.docx
+++ b/templates/CMIS/GM-KyLaiHD.docx
@@ -93,6 +93,7 @@
                 <w:b/>
                 <w:sz w:val="24"/>
                 <w:szCs w:val="24"/>
+                <w:lang w:val="vi-VN"/>
               </w:rPr>
               <w:t>ĐIỆN LỰC</w:t>
             </w:r>
@@ -152,26 +153,12 @@
               <w:jc w:val="center"/>
               <w:rPr>
                 <w:rFonts w:ascii="Times New Roman" w:hAnsi="Times New Roman"/>
-                <w:sz w:val="26"/>
-                <w:szCs w:val="26"/>
+                <w:b/>
+                <w:sz w:val="26"/>
+                <w:szCs w:val="26"/>
+                <w:lang w:val="vi-VN"/>
               </w:rPr>
             </w:pPr>
-          </w:p>
-          <w:p>
-            <w:pPr>
-              <w:tabs>
-                <w:tab w:val="center" w:pos="2040"/>
-                <w:tab w:val="center" w:pos="6600"/>
-              </w:tabs>
-              <w:jc w:val="center"/>
-              <w:rPr>
-                <w:rFonts w:ascii="Times New Roman" w:hAnsi="Times New Roman"/>
-                <w:b/>
-                <w:sz w:val="26"/>
-                <w:szCs w:val="26"/>
-                <w:lang w:val="vi-VN"/>
-              </w:rPr>
-            </w:pPr>
             <w:r>
               <w:rPr>
                 <w:rFonts w:ascii="Times New Roman" w:hAnsi="Times New Roman"/>
@@ -195,6 +182,7 @@
                 <w:rFonts w:ascii="Times New Roman" w:hAnsi="Times New Roman"/>
                 <w:sz w:val="26"/>
                 <w:szCs w:val="26"/>
+                <w:lang w:val="vi-VN"/>
               </w:rPr>
               <w:t xml:space="preserve">    </w:t>
             </w:r>
@@ -203,6 +191,7 @@
                 <w:rFonts w:ascii="Times New Roman" w:hAnsi="Times New Roman"/>
                 <w:sz w:val="26"/>
                 <w:szCs w:val="26"/>
+                <w:lang w:val="vi-VN"/>
               </w:rPr>
               <w:t xml:space="preserve">   </w:t>
             </w:r>
@@ -211,6 +200,7 @@
                 <w:rFonts w:ascii="Times New Roman" w:hAnsi="Times New Roman"/>
                 <w:sz w:val="26"/>
                 <w:szCs w:val="26"/>
+                <w:lang w:val="vi-VN"/>
               </w:rPr>
               <w:t xml:space="preserve"> </w:t>
             </w:r>
@@ -240,6 +230,14 @@
                 <w:lang w:val="vi-VN"/>
               </w:rPr>
               <w:t>-Đ</w:t>
+            </w:r>
+            <w:r>
+              <w:rPr>
+                <w:rFonts w:ascii="Times New Roman" w:hAnsi="Times New Roman"/>
+                <w:sz w:val="26"/>
+                <w:szCs w:val="26"/>
+              </w:rPr>
+              <w:t>L</w:t>
             </w:r>
             <w:r>
               <w:rPr>
@@ -341,21 +339,6 @@
               <w:jc w:val="center"/>
               <w:rPr>
                 <w:rFonts w:ascii="Times New Roman" w:hAnsi="Times New Roman"/>
-                <w:i/>
-                <w:sz w:val="20"/>
-                <w:lang w:val="vi-VN"/>
-              </w:rPr>
-            </w:pPr>
-          </w:p>
-          <w:p>
-            <w:pPr>
-              <w:tabs>
-                <w:tab w:val="center" w:pos="2040"/>
-                <w:tab w:val="center" w:pos="6600"/>
-              </w:tabs>
-              <w:jc w:val="center"/>
-              <w:rPr>
-                <w:rFonts w:ascii="Times New Roman" w:hAnsi="Times New Roman"/>
                 <w:b/>
                 <w:sz w:val="26"/>
                 <w:szCs w:val="26"/>
@@ -421,7 +404,7 @@
                 <w:szCs w:val="26"/>
                 <w:lang w:val="vi-VN"/>
               </w:rPr>
-              <w:t>02</w:t>
+              <w:t>05</w:t>
             </w:r>
             <w:r>
               <w:rPr>
@@ -614,11 +597,22 @@
         <w:jc w:val="center"/>
         <w:rPr>
           <w:rFonts w:ascii="Times New Roman" w:hAnsi="Times New Roman"/>
-          <w:bCs/>
-          <w:sz w:val="20"/>
+          <w:b/>
+          <w:sz w:val="26"/>
+          <w:szCs w:val="26"/>
           <w:lang w:val="vi-VN"/>
         </w:rPr>
       </w:pPr>
+      <w:r>
+        <w:rPr>
+          <w:rFonts w:ascii="Times New Roman" w:hAnsi="Times New Roman"/>
+          <w:b/>
+          <w:sz w:val="26"/>
+          <w:szCs w:val="26"/>
+          <w:lang w:val="vi-VN"/>
+        </w:rPr>
+        <w:t>GIẤY MỜI</w:t>
+      </w:r>
     </w:p>
     <w:p>
       <w:pPr>
@@ -626,7 +620,8 @@
         <w:rPr>
           <w:rFonts w:ascii="Times New Roman" w:hAnsi="Times New Roman"/>
           <w:b/>
-          <w:szCs w:val="28"/>
+          <w:sz w:val="26"/>
+          <w:szCs w:val="26"/>
           <w:lang w:val="vi-VN"/>
         </w:rPr>
       </w:pPr>
@@ -634,10 +629,51 @@
         <w:rPr>
           <w:rFonts w:ascii="Times New Roman" w:hAnsi="Times New Roman"/>
           <w:b/>
-          <w:szCs w:val="28"/>
-          <w:lang w:val="vi-VN"/>
-        </w:rPr>
-        <w:t>GIẤY MỜI</w:t>
+          <w:sz w:val="26"/>
+          <w:szCs w:val="26"/>
+          <w:lang w:val="vi-VN"/>
+        </w:rPr>
+        <w:t>Về việc</w:t>
+      </w:r>
+      <w:r>
+        <w:rPr>
+          <w:rFonts w:ascii="Times New Roman" w:hAnsi="Times New Roman"/>
+          <w:b/>
+          <w:sz w:val="26"/>
+          <w:szCs w:val="26"/>
+          <w:lang w:val="vi-VN"/>
+        </w:rPr>
+        <w:t xml:space="preserve"> </w:t>
+      </w:r>
+      <w:r>
+        <w:rPr>
+          <w:rFonts w:ascii="Times New Roman" w:hAnsi="Times New Roman"/>
+          <w:b/>
+          <w:sz w:val="26"/>
+          <w:szCs w:val="26"/>
+          <w:lang w:val="vi-VN"/>
+        </w:rPr>
+        <w:t xml:space="preserve">ký kết </w:t>
+      </w:r>
+      <w:r>
+        <w:rPr>
+          <w:rFonts w:ascii="Times New Roman" w:hAnsi="Times New Roman"/>
+          <w:b/>
+          <w:sz w:val="26"/>
+          <w:szCs w:val="26"/>
+          <w:lang w:val="vi-VN"/>
+        </w:rPr>
+        <w:t>h</w:t>
+      </w:r>
+      <w:r>
+        <w:rPr>
+          <w:rFonts w:ascii="Times New Roman" w:hAnsi="Times New Roman"/>
+          <w:b/>
+          <w:sz w:val="26"/>
+          <w:szCs w:val="26"/>
+          <w:lang w:val="vi-VN"/>
+        </w:rPr>
+        <w:t>ợp đồng mua bán điện</w:t>
       </w:r>
     </w:p>
     <w:p>
@@ -646,7 +682,8 @@
         <w:rPr>
           <w:rFonts w:ascii="Times New Roman" w:hAnsi="Times New Roman"/>
           <w:b/>
-          <w:szCs w:val="28"/>
+          <w:sz w:val="26"/>
+          <w:szCs w:val="26"/>
           <w:lang w:val="vi-VN"/>
         </w:rPr>
       </w:pPr>
@@ -654,72 +691,18 @@
         <w:rPr>
           <w:rFonts w:ascii="Times New Roman" w:hAnsi="Times New Roman"/>
           <w:b/>
-          <w:szCs w:val="28"/>
-          <w:lang w:val="vi-VN"/>
-        </w:rPr>
-        <w:t>Về việc</w:t>
+          <w:sz w:val="26"/>
+          <w:szCs w:val="26"/>
+          <w:lang w:val="vi-VN"/>
+        </w:rPr>
+        <w:t>–––––––––––––</w:t>
       </w:r>
       <w:r>
         <w:rPr>
           <w:rFonts w:ascii="Times New Roman" w:hAnsi="Times New Roman"/>
           <w:b/>
-          <w:szCs w:val="28"/>
-          <w:lang w:val="vi-VN"/>
-        </w:rPr>
-        <w:t xml:space="preserve"> </w:t>
-      </w:r>
-      <w:r>
-        <w:rPr>
-          <w:rFonts w:ascii="Times New Roman" w:hAnsi="Times New Roman"/>
-          <w:b/>
-          <w:szCs w:val="28"/>
-          <w:lang w:val="vi-VN"/>
-        </w:rPr>
-        <w:t xml:space="preserve">ký kết </w:t>
-      </w:r>
-      <w:r>
-        <w:rPr>
-          <w:rFonts w:ascii="Times New Roman" w:hAnsi="Times New Roman"/>
-          <w:b/>
-          <w:szCs w:val="28"/>
-          <w:lang w:val="vi-VN"/>
-        </w:rPr>
-        <w:t>h</w:t>
-      </w:r>
-      <w:r>
-        <w:rPr>
-          <w:rFonts w:ascii="Times New Roman" w:hAnsi="Times New Roman"/>
-          <w:b/>
-          <w:szCs w:val="28"/>
-          <w:lang w:val="vi-VN"/>
-        </w:rPr>
-        <w:t>ợp đồng mua bán điện</w:t>
-      </w:r>
-    </w:p>
-    <w:p>
-      <w:pPr>
-        <w:jc w:val="center"/>
-        <w:rPr>
-          <w:rFonts w:ascii="Times New Roman" w:hAnsi="Times New Roman"/>
-          <w:b/>
-          <w:szCs w:val="28"/>
-          <w:lang w:val="vi-VN"/>
-        </w:rPr>
-      </w:pPr>
-      <w:r>
-        <w:rPr>
-          <w:rFonts w:ascii="Times New Roman" w:hAnsi="Times New Roman"/>
-          <w:b/>
-          <w:szCs w:val="28"/>
-          <w:lang w:val="vi-VN"/>
-        </w:rPr>
-        <w:t>–––––––––––––</w:t>
-      </w:r>
-      <w:r>
-        <w:rPr>
-          <w:rFonts w:ascii="Times New Roman" w:hAnsi="Times New Roman"/>
-          <w:b/>
-          <w:szCs w:val="28"/>
+          <w:sz w:val="26"/>
+          <w:szCs w:val="26"/>
           <w:lang w:val="vi-VN"/>
         </w:rPr>
         <w:t>––––––––</w:t>
@@ -964,7 +947,7 @@
     </w:p>
     <w:p>
       <w:pPr>
-        <w:spacing w:before="120" w:after="120" w:line="260" w:lineRule="atLeast"/>
+        <w:spacing w:before="80" w:after="80"/>
         <w:jc w:val="both"/>
         <w:rPr>
           <w:rFonts w:ascii="Times New Roman" w:hAnsi="Times New Roman"/>
@@ -1066,7 +1049,7 @@
     </w:p>
     <w:p>
       <w:pPr>
-        <w:spacing w:before="120" w:after="120" w:line="260" w:lineRule="atLeast"/>
+        <w:spacing w:before="80" w:after="80"/>
         <w:jc w:val="both"/>
         <w:rPr>
           <w:rFonts w:ascii="Times New Roman" w:hAnsi="Times New Roman"/>
@@ -1195,7 +1178,7 @@
     </w:p>
     <w:p>
       <w:pPr>
-        <w:spacing w:before="120" w:after="120" w:line="260" w:lineRule="atLeast"/>
+        <w:spacing w:before="80" w:after="80"/>
         <w:jc w:val="both"/>
         <w:rPr>
           <w:rFonts w:ascii="Times New Roman" w:hAnsi="Times New Roman"/>
@@ -1262,7 +1245,7 @@
     </w:p>
     <w:p>
       <w:pPr>
-        <w:spacing w:before="120" w:after="120" w:line="260" w:lineRule="atLeast"/>
+        <w:spacing w:before="80" w:after="80"/>
         <w:jc w:val="both"/>
         <w:rPr>
           <w:rFonts w:ascii="Times New Roman" w:hAnsi="Times New Roman"/>
@@ -1342,7 +1325,7 @@
     </w:p>
     <w:p>
       <w:pPr>
-        <w:spacing w:before="120" w:after="120" w:line="260" w:lineRule="atLeast"/>
+        <w:spacing w:before="80" w:after="80"/>
         <w:ind w:firstLine="720"/>
         <w:jc w:val="both"/>
         <w:rPr>
@@ -1526,7 +1509,7 @@
     </w:p>
     <w:p>
       <w:pPr>
-        <w:spacing w:before="120" w:after="120" w:line="260" w:lineRule="atLeast"/>
+        <w:spacing w:before="80" w:after="80"/>
         <w:jc w:val="both"/>
         <w:rPr>
           <w:rFonts w:ascii="Times New Roman" w:hAnsi="Times New Roman"/>
@@ -1595,7 +1578,7 @@
         <w:tabs>
           <w:tab w:val="left" w:pos="709"/>
         </w:tabs>
-        <w:spacing w:before="120" w:after="120" w:line="260" w:lineRule="atLeast"/>
+        <w:spacing w:before="80" w:after="80"/>
         <w:jc w:val="both"/>
         <w:rPr>
           <w:rFonts w:ascii="Times New Roman" w:hAnsi="Times New Roman"/>
@@ -1630,7 +1613,7 @@
         <w:tabs>
           <w:tab w:val="left" w:pos="709"/>
         </w:tabs>
-        <w:spacing w:before="120" w:after="120" w:line="260" w:lineRule="atLeast"/>
+        <w:spacing w:before="80" w:after="80"/>
         <w:jc w:val="both"/>
         <w:rPr>
           <w:rFonts w:ascii="Times New Roman" w:hAnsi="Times New Roman"/>
@@ -1699,7 +1682,27 @@
           <w:szCs w:val="26"/>
           <w:lang w:val="vi-VN"/>
         </w:rPr>
-        <w:t xml:space="preserve"> bằng một trong hai hình thức ký quỹ sử dụng điện hoặc bảo lãnh ngân hàng</w:t>
+        <w:t xml:space="preserve"> bằng một trong hai hình thức </w:t>
+      </w:r>
+      <w:r>
+        <w:rPr>
+          <w:rFonts w:ascii="Times New Roman" w:hAnsi="Times New Roman"/>
+          <w:color w:val="000000"/>
+          <w:sz w:val="26"/>
+          <w:szCs w:val="26"/>
+          <w:lang w:val="vi-VN"/>
+        </w:rPr>
+        <w:t>đặt cọc bằng tiền</w:t>
+      </w:r>
+      <w:r>
+        <w:rPr>
+          <w:rFonts w:ascii="Times New Roman" w:hAnsi="Times New Roman"/>
+          <w:color w:val="000000"/>
+          <w:sz w:val="26"/>
+          <w:szCs w:val="26"/>
+          <w:lang w:val="vi-VN"/>
+        </w:rPr>
+        <w:t xml:space="preserve"> hoặc bảo lãnh ngân hàng</w:t>
       </w:r>
       <w:r>
         <w:rPr>
@@ -1717,7 +1720,7 @@
         <w:tabs>
           <w:tab w:val="left" w:pos="709"/>
         </w:tabs>
-        <w:spacing w:before="120" w:after="120" w:line="260" w:lineRule="atLeast"/>
+        <w:spacing w:before="80" w:after="80"/>
         <w:jc w:val="both"/>
         <w:rPr>
           <w:rFonts w:ascii="Times New Roman" w:hAnsi="Times New Roman"/>
@@ -1754,6 +1757,7 @@
           <w:color w:val="000000"/>
           <w:sz w:val="26"/>
           <w:szCs w:val="26"/>
+          <w:lang w:val="vi-VN"/>
         </w:rPr>
         <w:t>Điện lực Xuân Lộc</w:t>
       </w:r>
@@ -1790,7 +1794,7 @@
     </w:p>
     <w:p>
       <w:pPr>
-        <w:spacing w:before="120" w:after="120" w:line="260" w:lineRule="atLeast"/>
+        <w:spacing w:before="80" w:after="80"/>
         <w:jc w:val="both"/>
         <w:rPr>
           <w:rFonts w:ascii="Times New Roman" w:hAnsi="Times New Roman"/>
@@ -1879,7 +1883,7 @@
           <w:szCs w:val="26"/>
           <w:lang w:val="vi-VN"/>
         </w:rPr>
-        <w:t>Đội quản lý điện Xuân Lộc</w:t>
+        <w:t>Điện lực Xuân Lộc</w:t>
       </w:r>
       <w:r>
         <w:rPr>
@@ -1893,7 +1897,7 @@
     </w:p>
     <w:p>
       <w:pPr>
-        <w:spacing w:before="120" w:after="120" w:line="260" w:lineRule="atLeast"/>
+        <w:spacing w:before="80" w:after="80"/>
         <w:jc w:val="both"/>
         <w:rPr>
           <w:rFonts w:ascii="Times New Roman" w:hAnsi="Times New Roman"/>
@@ -2095,7 +2099,7 @@
     </w:p>
     <w:p>
       <w:pPr>
-        <w:spacing w:before="120" w:after="120" w:line="260" w:lineRule="atLeast"/>
+        <w:spacing w:before="80" w:after="80"/>
         <w:ind w:firstLine="601"/>
         <w:jc w:val="both"/>
         <w:rPr>
@@ -2180,7 +2184,7 @@
     </w:p>
     <w:p>
       <w:pPr>
-        <w:spacing w:before="120" w:after="120" w:line="260" w:lineRule="atLeast"/>
+        <w:spacing w:before="80" w:after="80"/>
         <w:ind w:firstLine="601"/>
         <w:jc w:val="both"/>
         <w:rPr>
@@ -2348,6 +2352,7 @@
                 <w:b/>
                 <w:sz w:val="26"/>
                 <w:szCs w:val="26"/>
+                <w:lang w:val="vi-VN"/>
               </w:rPr>
             </w:pPr>
             <w:r>
@@ -2356,6 +2361,7 @@
                 <w:b/>
                 <w:sz w:val="26"/>
                 <w:szCs w:val="26"/>
+                <w:lang w:val="vi-VN"/>
               </w:rPr>
               <w:t>PHÓ TRƯỞNG ĐIỆN LỰC</w:t>
             </w:r>
@@ -2452,17 +2458,11 @@
         </w:tc>
       </w:tr>
     </w:tbl>
-    <w:p>
-      <w:pPr>
-        <w:rPr>
-          <w:lang w:val="vi-VN"/>
-        </w:rPr>
-      </w:pPr>
-    </w:p>
+    <w:p/>
     <w:sectPr>
       <w:footerReference w:type="default" r:id="rId7"/>
       <w:pgSz w:w="11907" w:h="16840" w:code="9"/>
-      <w:pgMar w:top="709" w:right="1134" w:bottom="720" w:left="1440" w:header="0" w:footer="734" w:gutter="0"/>
+      <w:pgMar w:top="709" w:right="1134" w:bottom="284" w:left="1440" w:header="0" w:footer="734" w:gutter="0"/>
       <w:cols w:space="720"/>
       <w:titlePg/>
       <w:docGrid w:linePitch="326"/>

--- a/templates/CMIS/GM-KyLaiHD.docx
+++ b/templates/CMIS/GM-KyLaiHD.docx
@@ -404,7 +404,7 @@
                 <w:szCs w:val="26"/>
                 <w:lang w:val="vi-VN"/>
               </w:rPr>
-              <w:t>05</w:t>
+              <w:t>01</w:t>
             </w:r>
             <w:r>
               <w:rPr>
@@ -495,7 +495,7 @@
                 <w:szCs w:val="26"/>
                 <w:lang w:val="vi-VN"/>
               </w:rPr>
-              <w:t>03</w:t>
+              <w:t>07</w:t>
             </w:r>
             <w:r>
               <w:rPr>
@@ -1222,7 +1222,24 @@
           <w:szCs w:val="26"/>
           <w:lang w:val="vi-VN"/>
         </w:rPr>
-        <w:t>{NGAY1</w:t>
+        <w:t>{</w:t>
+      </w:r>
+      <w:r>
+        <w:rPr>
+          <w:rFonts w:ascii="Times New Roman" w:hAnsi="Times New Roman"/>
+          <w:sz w:val="26"/>
+          <w:szCs w:val="26"/>
+        </w:rPr>
+        <w:t>Ngay</w:t>
+      </w:r>
+      <w:r>
+        <w:rPr>
+          <w:rFonts w:ascii="Times New Roman" w:hAnsi="Times New Roman"/>
+          <w:sz w:val="26"/>
+          <w:szCs w:val="26"/>
+          <w:lang w:val="vi-VN"/>
+        </w:rPr>
+        <w:t>1</w:t>
       </w:r>
       <w:r>
         <w:rPr>
@@ -1515,7 +1532,6 @@
           <w:rFonts w:ascii="Times New Roman" w:hAnsi="Times New Roman"/>
           <w:sz w:val="26"/>
           <w:szCs w:val="26"/>
-          <w:lang w:val="vi-VN"/>
         </w:rPr>
       </w:pPr>
       <w:r>
@@ -1552,23 +1568,149 @@
           <w:szCs w:val="26"/>
           <w:lang w:val="vi-VN"/>
         </w:rPr>
-        <w:t xml:space="preserve">Giấy chứng nhận đăng ký kinh doanh tại vị trí sử dụng điện còn </w:t>
-      </w:r>
-      <w:r>
-        <w:rPr>
-          <w:rFonts w:ascii="Times New Roman" w:hAnsi="Times New Roman"/>
-          <w:sz w:val="26"/>
-          <w:szCs w:val="26"/>
-          <w:lang w:val="vi-VN"/>
-        </w:rPr>
-        <w:t>giá trị sử dụng</w:t>
-      </w:r>
-      <w:r>
-        <w:rPr>
-          <w:rFonts w:ascii="Times New Roman" w:hAnsi="Times New Roman"/>
-          <w:sz w:val="26"/>
-          <w:szCs w:val="26"/>
-          <w:lang w:val="vi-VN"/>
+        <w:t>Giấy chứng nhận đăng ký kinh doanh tại vị trí sử dụng điện c</w:t>
+      </w:r>
+      <w:r>
+        <w:rPr>
+          <w:rFonts w:ascii="Times New Roman" w:hAnsi="Times New Roman"/>
+          <w:sz w:val="26"/>
+          <w:szCs w:val="26"/>
+        </w:rPr>
+        <w:t xml:space="preserve">ó </w:t>
+      </w:r>
+      <w:proofErr w:type="spellStart"/>
+      <w:r>
+        <w:rPr>
+          <w:rFonts w:ascii="Times New Roman" w:hAnsi="Times New Roman"/>
+          <w:sz w:val="26"/>
+          <w:szCs w:val="26"/>
+        </w:rPr>
+        <w:t>thông</w:t>
+      </w:r>
+      <w:proofErr w:type="spellEnd"/>
+      <w:r>
+        <w:rPr>
+          <w:rFonts w:ascii="Times New Roman" w:hAnsi="Times New Roman"/>
+          <w:sz w:val="26"/>
+          <w:szCs w:val="26"/>
+        </w:rPr>
+        <w:t xml:space="preserve"> tin </w:t>
+      </w:r>
+      <w:proofErr w:type="spellStart"/>
+      <w:r>
+        <w:rPr>
+          <w:rFonts w:ascii="Times New Roman" w:hAnsi="Times New Roman"/>
+          <w:sz w:val="26"/>
+          <w:szCs w:val="26"/>
+        </w:rPr>
+        <w:t>t</w:t>
+      </w:r>
+      <w:r>
+        <w:rPr>
+          <w:rFonts w:ascii="Times New Roman" w:hAnsi="Times New Roman"/>
+          <w:sz w:val="26"/>
+          <w:szCs w:val="26"/>
+        </w:rPr>
+        <w:t>huế</w:t>
+      </w:r>
+      <w:proofErr w:type="spellEnd"/>
+      <w:r>
+        <w:rPr>
+          <w:rFonts w:ascii="Times New Roman" w:hAnsi="Times New Roman"/>
+          <w:sz w:val="26"/>
+          <w:szCs w:val="26"/>
+        </w:rPr>
+        <w:t xml:space="preserve"> </w:t>
+      </w:r>
+      <w:proofErr w:type="spellStart"/>
+      <w:r>
+        <w:rPr>
+          <w:rFonts w:ascii="Times New Roman" w:hAnsi="Times New Roman"/>
+          <w:sz w:val="26"/>
+          <w:szCs w:val="26"/>
+        </w:rPr>
+        <w:t>tại</w:t>
+      </w:r>
+      <w:proofErr w:type="spellEnd"/>
+      <w:r>
+        <w:rPr>
+          <w:rFonts w:ascii="Times New Roman" w:hAnsi="Times New Roman"/>
+          <w:sz w:val="26"/>
+          <w:szCs w:val="26"/>
+        </w:rPr>
+        <w:t xml:space="preserve"> </w:t>
+      </w:r>
+      <w:proofErr w:type="spellStart"/>
+      <w:r>
+        <w:rPr>
+          <w:rFonts w:ascii="Times New Roman" w:hAnsi="Times New Roman"/>
+          <w:sz w:val="26"/>
+          <w:szCs w:val="26"/>
+        </w:rPr>
+        <w:t>địa</w:t>
+      </w:r>
+      <w:proofErr w:type="spellEnd"/>
+      <w:r>
+        <w:rPr>
+          <w:rFonts w:ascii="Times New Roman" w:hAnsi="Times New Roman"/>
+          <w:sz w:val="26"/>
+          <w:szCs w:val="26"/>
+        </w:rPr>
+        <w:t xml:space="preserve"> </w:t>
+      </w:r>
+      <w:proofErr w:type="spellStart"/>
+      <w:r>
+        <w:rPr>
+          <w:rFonts w:ascii="Times New Roman" w:hAnsi="Times New Roman"/>
+          <w:sz w:val="26"/>
+          <w:szCs w:val="26"/>
+        </w:rPr>
+        <w:t>chỉ</w:t>
+      </w:r>
+      <w:proofErr w:type="spellEnd"/>
+      <w:r>
+        <w:rPr>
+          <w:rFonts w:ascii="Times New Roman" w:hAnsi="Times New Roman"/>
+          <w:sz w:val="26"/>
+          <w:szCs w:val="26"/>
+        </w:rPr>
+        <w:t xml:space="preserve">: </w:t>
+      </w:r>
+      <w:r>
+        <w:rPr>
+          <w:rFonts w:ascii="Times New Roman" w:hAnsi="Times New Roman"/>
+          <w:b/>
+          <w:bCs/>
+          <w:sz w:val="26"/>
+          <w:szCs w:val="26"/>
+        </w:rPr>
+        <w:t>https://tracuunnt.gdt.gov.vn</w:t>
+      </w:r>
+      <w:r>
+        <w:rPr>
+          <w:rFonts w:ascii="Times New Roman" w:hAnsi="Times New Roman"/>
+          <w:b/>
+          <w:bCs/>
+          <w:sz w:val="26"/>
+          <w:szCs w:val="26"/>
+        </w:rPr>
+        <w:t>/</w:t>
+      </w:r>
+      <w:r>
+        <w:rPr>
+          <w:rFonts w:ascii="Times New Roman" w:hAnsi="Times New Roman"/>
+          <w:b/>
+          <w:bCs/>
+          <w:sz w:val="26"/>
+          <w:szCs w:val="26"/>
+        </w:rPr>
+        <w:t>tcnnt/mstdn.jsp</w:t>
+      </w:r>
+      <w:r>
+        <w:rPr>
+          <w:rFonts w:ascii="Times New Roman" w:hAnsi="Times New Roman"/>
+          <w:sz w:val="26"/>
+          <w:szCs w:val="26"/>
         </w:rPr>
         <w:t>;</w:t>
       </w:r>
@@ -1620,7 +1762,6 @@
           <w:color w:val="000000"/>
           <w:sz w:val="26"/>
           <w:szCs w:val="26"/>
-          <w:lang w:val="vi-VN"/>
         </w:rPr>
       </w:pPr>
       <w:r>
@@ -1856,7 +1997,15 @@
           <w:szCs w:val="26"/>
           <w:lang w:val="vi-VN"/>
         </w:rPr>
-        <w:t xml:space="preserve">mà </w:t>
+        <w:t>mà</w:t>
+      </w:r>
+      <w:r>
+        <w:rPr>
+          <w:rFonts w:ascii="Times New Roman" w:hAnsi="Times New Roman"/>
+          <w:sz w:val="26"/>
+          <w:szCs w:val="26"/>
+        </w:rPr>
+        <w:t xml:space="preserve">  </w:t>
       </w:r>
       <w:r>
         <w:rPr>
@@ -1904,7 +2053,6 @@
           <w:color w:val="000000"/>
           <w:sz w:val="26"/>
           <w:szCs w:val="26"/>
-          <w:lang w:val="vi-VN"/>
         </w:rPr>
       </w:pPr>
       <w:r>
@@ -2095,6 +2243,15 @@
           <w:lang w:val="vi-VN"/>
         </w:rPr>
         <w:t>để được hỗ trợ.</w:t>
+      </w:r>
+      <w:r>
+        <w:rPr>
+          <w:rFonts w:ascii="Times New Roman" w:hAnsi="Times New Roman"/>
+          <w:color w:val="000000"/>
+          <w:sz w:val="26"/>
+          <w:szCs w:val="26"/>
+        </w:rPr>
+        <w:t xml:space="preserve"> </w:t>
       </w:r>
     </w:p>
     <w:p>

--- a/templates/CMIS/GM-KyLaiHD.docx
+++ b/templates/CMIS/GM-KyLaiHD.docx
@@ -1,6 +1,6 @@
 
 <file path=word/document.xml><?xml version="1.0" encoding="utf-8"?>
-<w:document xmlns:wpc="http://schemas.microsoft.com/office/word/2010/wordprocessingCanvas" xmlns:cx="http://schemas.microsoft.com/office/drawing/2014/chartex" xmlns:cx1="http://schemas.microsoft.com/office/drawing/2015/9/8/chartex" xmlns:cx2="http://schemas.microsoft.com/office/drawing/2015/10/21/chartex" xmlns:cx3="http://schemas.microsoft.com/office/drawing/2016/5/9/chartex" xmlns:cx4="http://schemas.microsoft.com/office/drawing/2016/5/10/chartex" xmlns:cx5="http://schemas.microsoft.com/office/drawing/2016/5/11/chartex" xmlns:cx6="http://schemas.microsoft.com/office/drawing/2016/5/12/chartex" xmlns:cx7="http://schemas.microsoft.com/office/drawing/2016/5/13/chartex" xmlns:cx8="http://schemas.microsoft.com/office/drawing/2016/5/14/chartex" xmlns:mc="http://schemas.openxmlformats.org/markup-compatibility/2006" xmlns:aink="http://schemas.microsoft.com/office/drawing/2016/ink" xmlns:am3d="http://schemas.microsoft.com/office/drawing/2017/model3d" xmlns:o="urn:schemas-microsoft-com:office:office" xmlns:oel="http://schemas.microsoft.com/office/2019/extlst" xmlns:r="http://schemas.openxmlformats.org/officeDocument/2006/relationships" xmlns:m="http://schemas.openxmlformats.org/officeDocument/2006/math" xmlns:v="urn:schemas-microsoft-com:vml" xmlns:wp14="http://schemas.microsoft.com/office/word/2010/wordprocessingDrawing" xmlns:wp="http://schemas.openxmlformats.org/drawingml/2006/wordprocessingDrawing" xmlns:w10="urn:schemas-microsoft-com:office:word" xmlns:w="http://schemas.openxmlformats.org/wordprocessingml/2006/main" xmlns:w14="http://schemas.microsoft.com/office/word/2010/wordml" xmlns:w15="http://schemas.microsoft.com/office/word/2012/wordml" xmlns:w16cex="http://schemas.microsoft.com/office/word/2018/wordml/cex" xmlns:w16cid="http://schemas.microsoft.com/office/word/2016/wordml/cid" xmlns:w16="http://schemas.microsoft.com/office/word/2018/wordml" xmlns:w16du="http://schemas.microsoft.com/office/word/2023/wordml/word16du" xmlns:w16sdtdh="http://schemas.microsoft.com/office/word/2020/wordml/sdtdatahash" xmlns:w16sdtfl="http://schemas.microsoft.com/office/word/2024/wordml/sdtformatlock" xmlns:w16se="http://schemas.microsoft.com/office/word/2015/wordml/symex" xmlns:wpg="http://schemas.microsoft.com/office/word/2010/wordprocessingGroup" xmlns:wpi="http://schemas.microsoft.com/office/word/2010/wordprocessingInk" xmlns:wne="http://schemas.microsoft.com/office/word/2006/wordml" xmlns:wps="http://schemas.microsoft.com/office/word/2010/wordprocessingShape" mc:Ignorable="w14 w15 w16se w16cid w16 w16cex w16sdtdh w16sdtfl w16du wp14">
+<w:document xmlns:wpc="http://schemas.microsoft.com/office/word/2010/wordprocessingCanvas" xmlns:cx="http://schemas.microsoft.com/office/drawing/2014/chartex" xmlns:cx1="http://schemas.microsoft.com/office/drawing/2015/9/8/chartex" xmlns:cx2="http://schemas.microsoft.com/office/drawing/2015/10/21/chartex" xmlns:cx3="http://schemas.microsoft.com/office/drawing/2016/5/9/chartex" xmlns:cx4="http://schemas.microsoft.com/office/drawing/2016/5/10/chartex" xmlns:cx5="http://schemas.microsoft.com/office/drawing/2016/5/11/chartex" xmlns:cx6="http://schemas.microsoft.com/office/drawing/2016/5/12/chartex" xmlns:cx7="http://schemas.microsoft.com/office/drawing/2016/5/13/chartex" xmlns:cx8="http://schemas.microsoft.com/office/drawing/2016/5/14/chartex" xmlns:mc="http://schemas.openxmlformats.org/markup-compatibility/2006" xmlns:aink="http://schemas.microsoft.com/office/drawing/2016/ink" xmlns:am3d="http://schemas.microsoft.com/office/drawing/2017/model3d" xmlns:o="urn:schemas-microsoft-com:office:office" xmlns:oel="http://schemas.microsoft.com/office/2019/extlst" xmlns:r="http://schemas.openxmlformats.org/officeDocument/2006/relationships" xmlns:m="http://schemas.openxmlformats.org/officeDocument/2006/math" xmlns:v="urn:schemas-microsoft-com:vml" xmlns:wp14="http://schemas.microsoft.com/office/word/2010/wordprocessingDrawing" xmlns:wp="http://schemas.openxmlformats.org/drawingml/2006/wordprocessingDrawing" xmlns:w10="urn:schemas-microsoft-com:office:word" xmlns:w="http://schemas.openxmlformats.org/wordprocessingml/2006/main" xmlns:w14="http://schemas.microsoft.com/office/word/2010/wordml" xmlns:w15="http://schemas.microsoft.com/office/word/2012/wordml" xmlns:w16cei="http://schemas.microsoft.com/office/word/2026/wordml/cei" xmlns:w16cex="http://schemas.microsoft.com/office/word/2018/wordml/cex" xmlns:w16cid="http://schemas.microsoft.com/office/word/2016/wordml/cid" xmlns:w16="http://schemas.microsoft.com/office/word/2018/wordml" xmlns:w16du="http://schemas.microsoft.com/office/word/2023/wordml/word16du" xmlns:w16sdtdh="http://schemas.microsoft.com/office/word/2020/wordml/sdtdatahash" xmlns:w16sdtfl="http://schemas.microsoft.com/office/word/2024/wordml/sdtformatlock" xmlns:w16se="http://schemas.microsoft.com/office/word/2015/wordml/symex" xmlns:wpg="http://schemas.microsoft.com/office/word/2010/wordprocessingGroup" xmlns:wpi="http://schemas.microsoft.com/office/word/2010/wordprocessingInk" xmlns:wne="http://schemas.microsoft.com/office/word/2006/wordml" xmlns:wps="http://schemas.microsoft.com/office/word/2010/wordprocessingShape" mc:Ignorable="w14 w15 w16se w16cid w16 w16cex w16sdtdh w16sdtfl w16du wp14">
   <w:body>
     <w:tbl>
       <w:tblPr>
@@ -236,6 +236,7 @@
                 <w:rFonts w:ascii="Times New Roman" w:hAnsi="Times New Roman"/>
                 <w:sz w:val="26"/>
                 <w:szCs w:val="26"/>
+                <w:lang w:val="vi-VN"/>
               </w:rPr>
               <w:t>L</w:t>
             </w:r>
@@ -404,7 +405,7 @@
                 <w:szCs w:val="26"/>
                 <w:lang w:val="vi-VN"/>
               </w:rPr>
-              <w:t>01</w:t>
+              <w:t>31</w:t>
             </w:r>
             <w:r>
               <w:rPr>
@@ -1229,6 +1230,7 @@
           <w:rFonts w:ascii="Times New Roman" w:hAnsi="Times New Roman"/>
           <w:sz w:val="26"/>
           <w:szCs w:val="26"/>
+          <w:lang w:val="vi-VN"/>
         </w:rPr>
         <w:t>Ngay</w:t>
       </w:r>
@@ -1532,6 +1534,7 @@
           <w:rFonts w:ascii="Times New Roman" w:hAnsi="Times New Roman"/>
           <w:sz w:val="26"/>
           <w:szCs w:val="26"/>
+          <w:lang w:val="vi-VN"/>
         </w:rPr>
       </w:pPr>
       <w:r>
@@ -1568,151 +1571,25 @@
           <w:szCs w:val="26"/>
           <w:lang w:val="vi-VN"/>
         </w:rPr>
-        <w:t>Giấy chứng nhận đăng ký kinh doanh tại vị trí sử dụng điện c</w:t>
-      </w:r>
-      <w:r>
-        <w:rPr>
-          <w:rFonts w:ascii="Times New Roman" w:hAnsi="Times New Roman"/>
-          <w:sz w:val="26"/>
-          <w:szCs w:val="26"/>
-        </w:rPr>
-        <w:t xml:space="preserve">ó </w:t>
-      </w:r>
-      <w:proofErr w:type="spellStart"/>
-      <w:r>
-        <w:rPr>
-          <w:rFonts w:ascii="Times New Roman" w:hAnsi="Times New Roman"/>
-          <w:sz w:val="26"/>
-          <w:szCs w:val="26"/>
-        </w:rPr>
-        <w:t>thông</w:t>
-      </w:r>
-      <w:proofErr w:type="spellEnd"/>
-      <w:r>
-        <w:rPr>
-          <w:rFonts w:ascii="Times New Roman" w:hAnsi="Times New Roman"/>
-          <w:sz w:val="26"/>
-          <w:szCs w:val="26"/>
-        </w:rPr>
-        <w:t xml:space="preserve"> tin </w:t>
-      </w:r>
-      <w:proofErr w:type="spellStart"/>
-      <w:r>
-        <w:rPr>
-          <w:rFonts w:ascii="Times New Roman" w:hAnsi="Times New Roman"/>
-          <w:sz w:val="26"/>
-          <w:szCs w:val="26"/>
-        </w:rPr>
-        <w:t>t</w:t>
-      </w:r>
-      <w:r>
-        <w:rPr>
-          <w:rFonts w:ascii="Times New Roman" w:hAnsi="Times New Roman"/>
-          <w:sz w:val="26"/>
-          <w:szCs w:val="26"/>
-        </w:rPr>
-        <w:t>huế</w:t>
-      </w:r>
-      <w:proofErr w:type="spellEnd"/>
-      <w:r>
-        <w:rPr>
-          <w:rFonts w:ascii="Times New Roman" w:hAnsi="Times New Roman"/>
-          <w:sz w:val="26"/>
-          <w:szCs w:val="26"/>
-        </w:rPr>
-        <w:t xml:space="preserve"> </w:t>
-      </w:r>
-      <w:proofErr w:type="spellStart"/>
-      <w:r>
-        <w:rPr>
-          <w:rFonts w:ascii="Times New Roman" w:hAnsi="Times New Roman"/>
-          <w:sz w:val="26"/>
-          <w:szCs w:val="26"/>
-        </w:rPr>
-        <w:t>tại</w:t>
-      </w:r>
-      <w:proofErr w:type="spellEnd"/>
-      <w:r>
-        <w:rPr>
-          <w:rFonts w:ascii="Times New Roman" w:hAnsi="Times New Roman"/>
-          <w:sz w:val="26"/>
-          <w:szCs w:val="26"/>
-        </w:rPr>
-        <w:t xml:space="preserve"> </w:t>
-      </w:r>
-      <w:proofErr w:type="spellStart"/>
-      <w:r>
-        <w:rPr>
-          <w:rFonts w:ascii="Times New Roman" w:hAnsi="Times New Roman"/>
-          <w:sz w:val="26"/>
-          <w:szCs w:val="26"/>
-        </w:rPr>
-        <w:t>địa</w:t>
-      </w:r>
-      <w:proofErr w:type="spellEnd"/>
-      <w:r>
-        <w:rPr>
-          <w:rFonts w:ascii="Times New Roman" w:hAnsi="Times New Roman"/>
-          <w:sz w:val="26"/>
-          <w:szCs w:val="26"/>
-        </w:rPr>
-        <w:t xml:space="preserve"> </w:t>
-      </w:r>
-      <w:proofErr w:type="spellStart"/>
-      <w:r>
-        <w:rPr>
-          <w:rFonts w:ascii="Times New Roman" w:hAnsi="Times New Roman"/>
-          <w:sz w:val="26"/>
-          <w:szCs w:val="26"/>
-        </w:rPr>
-        <w:t>chỉ</w:t>
-      </w:r>
-      <w:proofErr w:type="spellEnd"/>
-      <w:r>
-        <w:rPr>
-          <w:rFonts w:ascii="Times New Roman" w:hAnsi="Times New Roman"/>
-          <w:sz w:val="26"/>
-          <w:szCs w:val="26"/>
-        </w:rPr>
-        <w:t xml:space="preserve">: </w:t>
-      </w:r>
-      <w:r>
-        <w:rPr>
-          <w:rFonts w:ascii="Times New Roman" w:hAnsi="Times New Roman"/>
-          <w:b/>
-          <w:bCs/>
-          <w:sz w:val="26"/>
-          <w:szCs w:val="26"/>
-        </w:rPr>
-        <w:t>https://tracuunnt.gdt.gov.vn</w:t>
-      </w:r>
-      <w:r>
-        <w:rPr>
-          <w:rFonts w:ascii="Times New Roman" w:hAnsi="Times New Roman"/>
-          <w:b/>
-          <w:bCs/>
-          <w:sz w:val="26"/>
-          <w:szCs w:val="26"/>
-        </w:rPr>
-        <w:t>/</w:t>
-      </w:r>
-      <w:r>
-        <w:rPr>
-          <w:rFonts w:ascii="Times New Roman" w:hAnsi="Times New Roman"/>
-          <w:b/>
-          <w:bCs/>
-          <w:sz w:val="26"/>
-          <w:szCs w:val="26"/>
-        </w:rPr>
-        <w:t>tcnnt/mstdn.jsp</w:t>
-      </w:r>
-      <w:r>
-        <w:rPr>
-          <w:rFonts w:ascii="Times New Roman" w:hAnsi="Times New Roman"/>
-          <w:sz w:val="26"/>
-          <w:szCs w:val="26"/>
-        </w:rPr>
-        <w:t>;</w:t>
+        <w:t>Thông tin</w:t>
+      </w:r>
+      <w:r>
+        <w:rPr>
+          <w:rFonts w:ascii="Times New Roman" w:hAnsi="Times New Roman"/>
+          <w:sz w:val="26"/>
+          <w:szCs w:val="26"/>
+          <w:lang w:val="vi-VN"/>
+        </w:rPr>
+        <w:t xml:space="preserve"> đăng ký kinh doanh tại vị trí sử dụng điện </w:t>
+      </w:r>
+      <w:r>
+        <w:rPr>
+          <w:rFonts w:ascii="Times New Roman" w:hAnsi="Times New Roman"/>
+          <w:sz w:val="26"/>
+          <w:szCs w:val="26"/>
+          <w:lang w:val="vi-VN"/>
+        </w:rPr>
+        <w:t>còn giá trị sử dụng.</w:t>
       </w:r>
     </w:p>
     <w:p>
@@ -1762,6 +1639,7 @@
           <w:color w:val="000000"/>
           <w:sz w:val="26"/>
           <w:szCs w:val="26"/>
+          <w:lang w:val="vi-VN"/>
         </w:rPr>
       </w:pPr>
       <w:r>
@@ -2004,6 +1882,7 @@
           <w:rFonts w:ascii="Times New Roman" w:hAnsi="Times New Roman"/>
           <w:sz w:val="26"/>
           <w:szCs w:val="26"/>
+          <w:lang w:val="vi-VN"/>
         </w:rPr>
         <w:t xml:space="preserve">  </w:t>
       </w:r>
@@ -2041,7 +1920,60 @@
           <w:szCs w:val="26"/>
           <w:lang w:val="vi-VN"/>
         </w:rPr>
-        <w:t xml:space="preserve"> sẽ tiến hành ngừng cấp điện và đơn phương chấm dứt hợp đồng theo quy định.</w:t>
+        <w:t xml:space="preserve"> sẽ tiến hành ngừng cấp điện</w:t>
+      </w:r>
+      <w:r>
+        <w:rPr>
+          <w:rFonts w:ascii="Times New Roman" w:hAnsi="Times New Roman"/>
+          <w:sz w:val="26"/>
+          <w:szCs w:val="26"/>
+          <w:lang w:val="vi-VN"/>
+        </w:rPr>
+        <w:t>, thu hồi công t</w:t>
+      </w:r>
+      <w:r>
+        <w:rPr>
+          <w:rFonts w:ascii="Times New Roman" w:hAnsi="Times New Roman"/>
+          <w:sz w:val="26"/>
+          <w:szCs w:val="26"/>
+        </w:rPr>
+        <w:t>ơ</w:t>
+      </w:r>
+      <w:r>
+        <w:rPr>
+          <w:rFonts w:ascii="Times New Roman" w:hAnsi="Times New Roman"/>
+          <w:sz w:val="26"/>
+          <w:szCs w:val="26"/>
+          <w:lang w:val="vi-VN"/>
+        </w:rPr>
+        <w:t xml:space="preserve"> và </w:t>
+      </w:r>
+      <w:r>
+        <w:rPr>
+          <w:rFonts w:ascii="Times New Roman" w:hAnsi="Times New Roman"/>
+          <w:sz w:val="26"/>
+          <w:szCs w:val="26"/>
+          <w:lang w:val="vi-VN"/>
+        </w:rPr>
+        <w:t>thanh l</w:t>
+      </w:r>
+      <w:r>
+        <w:rPr>
+          <w:rFonts w:ascii="Times New Roman" w:hAnsi="Times New Roman"/>
+          <w:sz w:val="26"/>
+          <w:szCs w:val="26"/>
+          <w:lang w:val="vi-VN"/>
+        </w:rPr>
+        <w:t>ý</w:t>
+      </w:r>
+      <w:r>
+        <w:rPr>
+          <w:rFonts w:ascii="Times New Roman" w:hAnsi="Times New Roman"/>
+          <w:sz w:val="26"/>
+          <w:szCs w:val="26"/>
+          <w:lang w:val="vi-VN"/>
+        </w:rPr>
+        <w:t xml:space="preserve"> hợp đồng theo quy định.</w:t>
       </w:r>
     </w:p>
     <w:p>
@@ -2053,6 +1985,7 @@
           <w:color w:val="000000"/>
           <w:sz w:val="26"/>
           <w:szCs w:val="26"/>
+          <w:lang w:val="vi-VN"/>
         </w:rPr>
       </w:pPr>
       <w:r>
@@ -2250,6 +2183,7 @@
           <w:color w:val="000000"/>
           <w:sz w:val="26"/>
           <w:szCs w:val="26"/>
+          <w:lang w:val="vi-VN"/>
         </w:rPr>
         <w:t xml:space="preserve"> </w:t>
       </w:r>
@@ -2629,7 +2563,7 @@
 </file>
 
 <file path=word/endnotes.xml><?xml version="1.0" encoding="utf-8"?>
-<w:endnotes xmlns:wpc="http://schemas.microsoft.com/office/word/2010/wordprocessingCanvas" xmlns:cx="http://schemas.microsoft.com/office/drawing/2014/chartex" xmlns:cx1="http://schemas.microsoft.com/office/drawing/2015/9/8/chartex" xmlns:cx2="http://schemas.microsoft.com/office/drawing/2015/10/21/chartex" xmlns:cx3="http://schemas.microsoft.com/office/drawing/2016/5/9/chartex" xmlns:cx4="http://schemas.microsoft.com/office/drawing/2016/5/10/chartex" xmlns:cx5="http://schemas.microsoft.com/office/drawing/2016/5/11/chartex" xmlns:cx6="http://schemas.microsoft.com/office/drawing/2016/5/12/chartex" xmlns:cx7="http://schemas.microsoft.com/office/drawing/2016/5/13/chartex" xmlns:cx8="http://schemas.microsoft.com/office/drawing/2016/5/14/chartex" xmlns:mc="http://schemas.openxmlformats.org/markup-compatibility/2006" xmlns:aink="http://schemas.microsoft.com/office/drawing/2016/ink" xmlns:am3d="http://schemas.microsoft.com/office/drawing/2017/model3d" xmlns:o="urn:schemas-microsoft-com:office:office" xmlns:oel="http://schemas.microsoft.com/office/2019/extlst" xmlns:r="http://schemas.openxmlformats.org/officeDocument/2006/relationships" xmlns:m="http://schemas.openxmlformats.org/officeDocument/2006/math" xmlns:v="urn:schemas-microsoft-com:vml" xmlns:wp14="http://schemas.microsoft.com/office/word/2010/wordprocessingDrawing" xmlns:wp="http://schemas.openxmlformats.org/drawingml/2006/wordprocessingDrawing" xmlns:w10="urn:schemas-microsoft-com:office:word" xmlns:w="http://schemas.openxmlformats.org/wordprocessingml/2006/main" xmlns:w14="http://schemas.microsoft.com/office/word/2010/wordml" xmlns:w15="http://schemas.microsoft.com/office/word/2012/wordml" xmlns:w16cex="http://schemas.microsoft.com/office/word/2018/wordml/cex" xmlns:w16cid="http://schemas.microsoft.com/office/word/2016/wordml/cid" xmlns:w16="http://schemas.microsoft.com/office/word/2018/wordml" xmlns:w16du="http://schemas.microsoft.com/office/word/2023/wordml/word16du" xmlns:w16sdtdh="http://schemas.microsoft.com/office/word/2020/wordml/sdtdatahash" xmlns:w16sdtfl="http://schemas.microsoft.com/office/word/2024/wordml/sdtformatlock" xmlns:w16se="http://schemas.microsoft.com/office/word/2015/wordml/symex" xmlns:wpg="http://schemas.microsoft.com/office/word/2010/wordprocessingGroup" xmlns:wpi="http://schemas.microsoft.com/office/word/2010/wordprocessingInk" xmlns:wne="http://schemas.microsoft.com/office/word/2006/wordml" xmlns:wps="http://schemas.microsoft.com/office/word/2010/wordprocessingShape" mc:Ignorable="w14 w15 w16se w16cid w16 w16cex w16sdtdh w16sdtfl w16du wp14">
+<w:endnotes xmlns:wpc="http://schemas.microsoft.com/office/word/2010/wordprocessingCanvas" xmlns:cx="http://schemas.microsoft.com/office/drawing/2014/chartex" xmlns:cx1="http://schemas.microsoft.com/office/drawing/2015/9/8/chartex" xmlns:cx2="http://schemas.microsoft.com/office/drawing/2015/10/21/chartex" xmlns:cx3="http://schemas.microsoft.com/office/drawing/2016/5/9/chartex" xmlns:cx4="http://schemas.microsoft.com/office/drawing/2016/5/10/chartex" xmlns:cx5="http://schemas.microsoft.com/office/drawing/2016/5/11/chartex" xmlns:cx6="http://schemas.microsoft.com/office/drawing/2016/5/12/chartex" xmlns:cx7="http://schemas.microsoft.com/office/drawing/2016/5/13/chartex" xmlns:cx8="http://schemas.microsoft.com/office/drawing/2016/5/14/chartex" xmlns:mc="http://schemas.openxmlformats.org/markup-compatibility/2006" xmlns:aink="http://schemas.microsoft.com/office/drawing/2016/ink" xmlns:am3d="http://schemas.microsoft.com/office/drawing/2017/model3d" xmlns:o="urn:schemas-microsoft-com:office:office" xmlns:oel="http://schemas.microsoft.com/office/2019/extlst" xmlns:r="http://schemas.openxmlformats.org/officeDocument/2006/relationships" xmlns:m="http://schemas.openxmlformats.org/officeDocument/2006/math" xmlns:v="urn:schemas-microsoft-com:vml" xmlns:wp14="http://schemas.microsoft.com/office/word/2010/wordprocessingDrawing" xmlns:wp="http://schemas.openxmlformats.org/drawingml/2006/wordprocessingDrawing" xmlns:w10="urn:schemas-microsoft-com:office:word" xmlns:w="http://schemas.openxmlformats.org/wordprocessingml/2006/main" xmlns:w14="http://schemas.microsoft.com/office/word/2010/wordml" xmlns:w15="http://schemas.microsoft.com/office/word/2012/wordml" xmlns:w16cei="http://schemas.microsoft.com/office/word/2026/wordml/cei" xmlns:w16cex="http://schemas.microsoft.com/office/word/2018/wordml/cex" xmlns:w16cid="http://schemas.microsoft.com/office/word/2016/wordml/cid" xmlns:w16="http://schemas.microsoft.com/office/word/2018/wordml" xmlns:w16du="http://schemas.microsoft.com/office/word/2023/wordml/word16du" xmlns:w16sdtdh="http://schemas.microsoft.com/office/word/2020/wordml/sdtdatahash" xmlns:w16sdtfl="http://schemas.microsoft.com/office/word/2024/wordml/sdtformatlock" xmlns:w16se="http://schemas.microsoft.com/office/word/2015/wordml/symex" xmlns:wpg="http://schemas.microsoft.com/office/word/2010/wordprocessingGroup" xmlns:wpi="http://schemas.microsoft.com/office/word/2010/wordprocessingInk" xmlns:wne="http://schemas.microsoft.com/office/word/2006/wordml" xmlns:wps="http://schemas.microsoft.com/office/word/2010/wordprocessingShape" mc:Ignorable="w14 w15 w16se w16cid w16 w16cex w16sdtdh w16sdtfl w16du wp14">
   <w:endnote w:type="separator" w:id="-1">
     <w:p>
       <w:r>
@@ -2648,7 +2582,7 @@
 </file>
 
 <file path=word/footer1.xml><?xml version="1.0" encoding="utf-8"?>
-<w:ftr xmlns:wpc="http://schemas.microsoft.com/office/word/2010/wordprocessingCanvas" xmlns:cx="http://schemas.microsoft.com/office/drawing/2014/chartex" xmlns:cx1="http://schemas.microsoft.com/office/drawing/2015/9/8/chartex" xmlns:cx2="http://schemas.microsoft.com/office/drawing/2015/10/21/chartex" xmlns:cx3="http://schemas.microsoft.com/office/drawing/2016/5/9/chartex" xmlns:cx4="http://schemas.microsoft.com/office/drawing/2016/5/10/chartex" xmlns:cx5="http://schemas.microsoft.com/office/drawing/2016/5/11/chartex" xmlns:cx6="http://schemas.microsoft.com/office/drawing/2016/5/12/chartex" xmlns:cx7="http://schemas.microsoft.com/office/drawing/2016/5/13/chartex" xmlns:cx8="http://schemas.microsoft.com/office/drawing/2016/5/14/chartex" xmlns:mc="http://schemas.openxmlformats.org/markup-compatibility/2006" xmlns:aink="http://schemas.microsoft.com/office/drawing/2016/ink" xmlns:am3d="http://schemas.microsoft.com/office/drawing/2017/model3d" xmlns:o="urn:schemas-microsoft-com:office:office" xmlns:oel="http://schemas.microsoft.com/office/2019/extlst" xmlns:r="http://schemas.openxmlformats.org/officeDocument/2006/relationships" xmlns:m="http://schemas.openxmlformats.org/officeDocument/2006/math" xmlns:v="urn:schemas-microsoft-com:vml" xmlns:wp14="http://schemas.microsoft.com/office/word/2010/wordprocessingDrawing" xmlns:wp="http://schemas.openxmlformats.org/drawingml/2006/wordprocessingDrawing" xmlns:w10="urn:schemas-microsoft-com:office:word" xmlns:w="http://schemas.openxmlformats.org/wordprocessingml/2006/main" xmlns:w14="http://schemas.microsoft.com/office/word/2010/wordml" xmlns:w15="http://schemas.microsoft.com/office/word/2012/wordml" xmlns:w16cex="http://schemas.microsoft.com/office/word/2018/wordml/cex" xmlns:w16cid="http://schemas.microsoft.com/office/word/2016/wordml/cid" xmlns:w16="http://schemas.microsoft.com/office/word/2018/wordml" xmlns:w16du="http://schemas.microsoft.com/office/word/2023/wordml/word16du" xmlns:w16sdtdh="http://schemas.microsoft.com/office/word/2020/wordml/sdtdatahash" xmlns:w16sdtfl="http://schemas.microsoft.com/office/word/2024/wordml/sdtformatlock" xmlns:w16se="http://schemas.microsoft.com/office/word/2015/wordml/symex" xmlns:wpg="http://schemas.microsoft.com/office/word/2010/wordprocessingGroup" xmlns:wpi="http://schemas.microsoft.com/office/word/2010/wordprocessingInk" xmlns:wne="http://schemas.microsoft.com/office/word/2006/wordml" xmlns:wps="http://schemas.microsoft.com/office/word/2010/wordprocessingShape" mc:Ignorable="w14 w15 w16se w16cid w16 w16cex w16sdtdh w16sdtfl w16du wp14">
+<w:ftr xmlns:wpc="http://schemas.microsoft.com/office/word/2010/wordprocessingCanvas" xmlns:cx="http://schemas.microsoft.com/office/drawing/2014/chartex" xmlns:cx1="http://schemas.microsoft.com/office/drawing/2015/9/8/chartex" xmlns:cx2="http://schemas.microsoft.com/office/drawing/2015/10/21/chartex" xmlns:cx3="http://schemas.microsoft.com/office/drawing/2016/5/9/chartex" xmlns:cx4="http://schemas.microsoft.com/office/drawing/2016/5/10/chartex" xmlns:cx5="http://schemas.microsoft.com/office/drawing/2016/5/11/chartex" xmlns:cx6="http://schemas.microsoft.com/office/drawing/2016/5/12/chartex" xmlns:cx7="http://schemas.microsoft.com/office/drawing/2016/5/13/chartex" xmlns:cx8="http://schemas.microsoft.com/office/drawing/2016/5/14/chartex" xmlns:mc="http://schemas.openxmlformats.org/markup-compatibility/2006" xmlns:aink="http://schemas.microsoft.com/office/drawing/2016/ink" xmlns:am3d="http://schemas.microsoft.com/office/drawing/2017/model3d" xmlns:o="urn:schemas-microsoft-com:office:office" xmlns:oel="http://schemas.microsoft.com/office/2019/extlst" xmlns:r="http://schemas.openxmlformats.org/officeDocument/2006/relationships" xmlns:m="http://schemas.openxmlformats.org/officeDocument/2006/math" xmlns:v="urn:schemas-microsoft-com:vml" xmlns:wp14="http://schemas.microsoft.com/office/word/2010/wordprocessingDrawing" xmlns:wp="http://schemas.openxmlformats.org/drawingml/2006/wordprocessingDrawing" xmlns:w10="urn:schemas-microsoft-com:office:word" xmlns:w="http://schemas.openxmlformats.org/wordprocessingml/2006/main" xmlns:w14="http://schemas.microsoft.com/office/word/2010/wordml" xmlns:w15="http://schemas.microsoft.com/office/word/2012/wordml" xmlns:w16cei="http://schemas.microsoft.com/office/word/2026/wordml/cei" xmlns:w16cex="http://schemas.microsoft.com/office/word/2018/wordml/cex" xmlns:w16cid="http://schemas.microsoft.com/office/word/2016/wordml/cid" xmlns:w16="http://schemas.microsoft.com/office/word/2018/wordml" xmlns:w16du="http://schemas.microsoft.com/office/word/2023/wordml/word16du" xmlns:w16sdtdh="http://schemas.microsoft.com/office/word/2020/wordml/sdtdatahash" xmlns:w16sdtfl="http://schemas.microsoft.com/office/word/2024/wordml/sdtformatlock" xmlns:w16se="http://schemas.microsoft.com/office/word/2015/wordml/symex" xmlns:wpg="http://schemas.microsoft.com/office/word/2010/wordprocessingGroup" xmlns:wpi="http://schemas.microsoft.com/office/word/2010/wordprocessingInk" xmlns:wne="http://schemas.microsoft.com/office/word/2006/wordml" xmlns:wps="http://schemas.microsoft.com/office/word/2010/wordprocessingShape" mc:Ignorable="w14 w15 w16se w16cid w16 w16cex w16sdtdh w16sdtfl w16du wp14">
   <w:p>
     <w:pPr>
       <w:pStyle w:val="Footer"/>
@@ -2693,7 +2627,7 @@
 </file>
 
 <file path=word/footnotes.xml><?xml version="1.0" encoding="utf-8"?>
-<w:footnotes xmlns:wpc="http://schemas.microsoft.com/office/word/2010/wordprocessingCanvas" xmlns:cx="http://schemas.microsoft.com/office/drawing/2014/chartex" xmlns:cx1="http://schemas.microsoft.com/office/drawing/2015/9/8/chartex" xmlns:cx2="http://schemas.microsoft.com/office/drawing/2015/10/21/chartex" xmlns:cx3="http://schemas.microsoft.com/office/drawing/2016/5/9/chartex" xmlns:cx4="http://schemas.microsoft.com/office/drawing/2016/5/10/chartex" xmlns:cx5="http://schemas.microsoft.com/office/drawing/2016/5/11/chartex" xmlns:cx6="http://schemas.microsoft.com/office/drawing/2016/5/12/chartex" xmlns:cx7="http://schemas.microsoft.com/office/drawing/2016/5/13/chartex" xmlns:cx8="http://schemas.microsoft.com/office/drawing/2016/5/14/chartex" xmlns:mc="http://schemas.openxmlformats.org/markup-compatibility/2006" xmlns:aink="http://schemas.microsoft.com/office/drawing/2016/ink" xmlns:am3d="http://schemas.microsoft.com/office/drawing/2017/model3d" xmlns:o="urn:schemas-microsoft-com:office:office" xmlns:oel="http://schemas.microsoft.com/office/2019/extlst" xmlns:r="http://schemas.openxmlformats.org/officeDocument/2006/relationships" xmlns:m="http://schemas.openxmlformats.org/officeDocument/2006/math" xmlns:v="urn:schemas-microsoft-com:vml" xmlns:wp14="http://schemas.microsoft.com/office/word/2010/wordprocessingDrawing" xmlns:wp="http://schemas.openxmlformats.org/drawingml/2006/wordprocessingDrawing" xmlns:w10="urn:schemas-microsoft-com:office:word" xmlns:w="http://schemas.openxmlformats.org/wordprocessingml/2006/main" xmlns:w14="http://schemas.microsoft.com/office/word/2010/wordml" xmlns:w15="http://schemas.microsoft.com/office/word/2012/wordml" xmlns:w16cex="http://schemas.microsoft.com/office/word/2018/wordml/cex" xmlns:w16cid="http://schemas.microsoft.com/office/word/2016/wordml/cid" xmlns:w16="http://schemas.microsoft.com/office/word/2018/wordml" xmlns:w16du="http://schemas.microsoft.com/office/word/2023/wordml/word16du" xmlns:w16sdtdh="http://schemas.microsoft.com/office/word/2020/wordml/sdtdatahash" xmlns:w16sdtfl="http://schemas.microsoft.com/office/word/2024/wordml/sdtformatlock" xmlns:w16se="http://schemas.microsoft.com/office/word/2015/wordml/symex" xmlns:wpg="http://schemas.microsoft.com/office/word/2010/wordprocessingGroup" xmlns:wpi="http://schemas.microsoft.com/office/word/2010/wordprocessingInk" xmlns:wne="http://schemas.microsoft.com/office/word/2006/wordml" xmlns:wps="http://schemas.microsoft.com/office/word/2010/wordprocessingShape" mc:Ignorable="w14 w15 w16se w16cid w16 w16cex w16sdtdh w16sdtfl w16du wp14">
+<w:footnotes xmlns:wpc="http://schemas.microsoft.com/office/word/2010/wordprocessingCanvas" xmlns:cx="http://schemas.microsoft.com/office/drawing/2014/chartex" xmlns:cx1="http://schemas.microsoft.com/office/drawing/2015/9/8/chartex" xmlns:cx2="http://schemas.microsoft.com/office/drawing/2015/10/21/chartex" xmlns:cx3="http://schemas.microsoft.com/office/drawing/2016/5/9/chartex" xmlns:cx4="http://schemas.microsoft.com/office/drawing/2016/5/10/chartex" xmlns:cx5="http://schemas.microsoft.com/office/drawing/2016/5/11/chartex" xmlns:cx6="http://schemas.microsoft.com/office/drawing/2016/5/12/chartex" xmlns:cx7="http://schemas.microsoft.com/office/drawing/2016/5/13/chartex" xmlns:cx8="http://schemas.microsoft.com/office/drawing/2016/5/14/chartex" xmlns:mc="http://schemas.openxmlformats.org/markup-compatibility/2006" xmlns:aink="http://schemas.microsoft.com/office/drawing/2016/ink" xmlns:am3d="http://schemas.microsoft.com/office/drawing/2017/model3d" xmlns:o="urn:schemas-microsoft-com:office:office" xmlns:oel="http://schemas.microsoft.com/office/2019/extlst" xmlns:r="http://schemas.openxmlformats.org/officeDocument/2006/relationships" xmlns:m="http://schemas.openxmlformats.org/officeDocument/2006/math" xmlns:v="urn:schemas-microsoft-com:vml" xmlns:wp14="http://schemas.microsoft.com/office/word/2010/wordprocessingDrawing" xmlns:wp="http://schemas.openxmlformats.org/drawingml/2006/wordprocessingDrawing" xmlns:w10="urn:schemas-microsoft-com:office:word" xmlns:w="http://schemas.openxmlformats.org/wordprocessingml/2006/main" xmlns:w14="http://schemas.microsoft.com/office/word/2010/wordml" xmlns:w15="http://schemas.microsoft.com/office/word/2012/wordml" xmlns:w16cei="http://schemas.microsoft.com/office/word/2026/wordml/cei" xmlns:w16cex="http://schemas.microsoft.com/office/word/2018/wordml/cex" xmlns:w16cid="http://schemas.microsoft.com/office/word/2016/wordml/cid" xmlns:w16="http://schemas.microsoft.com/office/word/2018/wordml" xmlns:w16du="http://schemas.microsoft.com/office/word/2023/wordml/word16du" xmlns:w16sdtdh="http://schemas.microsoft.com/office/word/2020/wordml/sdtdatahash" xmlns:w16sdtfl="http://schemas.microsoft.com/office/word/2024/wordml/sdtformatlock" xmlns:w16se="http://schemas.microsoft.com/office/word/2015/wordml/symex" xmlns:wpg="http://schemas.microsoft.com/office/word/2010/wordprocessingGroup" xmlns:wpi="http://schemas.microsoft.com/office/word/2010/wordprocessingInk" xmlns:wne="http://schemas.microsoft.com/office/word/2006/wordml" xmlns:wps="http://schemas.microsoft.com/office/word/2010/wordprocessingShape" mc:Ignorable="w14 w15 w16se w16cid w16 w16cex w16sdtdh w16sdtfl w16du wp14">
   <w:footnote w:type="separator" w:id="-1">
     <w:p>
       <w:r>
@@ -3117,6 +3051,27 @@
       <w:szCs w:val="18"/>
     </w:rPr>
   </w:style>
+  <w:style w:type="character" w:styleId="Hyperlink">
+    <w:name w:val="Hyperlink"/>
+    <w:basedOn w:val="DefaultParagraphFont"/>
+    <w:rsid w:val="006E29D0"/>
+    <w:rPr>
+      <w:color w:val="467886" w:themeColor="hyperlink"/>
+      <w:u w:val="single"/>
+    </w:rPr>
+  </w:style>
+  <w:style w:type="character" w:styleId="UnresolvedMention">
+    <w:name w:val="Unresolved Mention"/>
+    <w:basedOn w:val="DefaultParagraphFont"/>
+    <w:uiPriority w:val="99"/>
+    <w:semiHidden/>
+    <w:unhideWhenUsed/>
+    <w:rsid w:val="006E29D0"/>
+    <w:rPr>
+      <w:color w:val="605E5C"/>
+      <w:shd w:val="clear" w:color="auto" w:fill="E1DFDD"/>
+    </w:rPr>
+  </w:style>
 </w:styles>
 </file>
 
